--- a/phasewise templates/Solution Requirements (1).docx
+++ b/phasewise templates/Solution Requirements (1).docx
@@ -18,7 +18,7 @@
           <w:sz w:val="24"/>
           <w:szCs w:val="24"/>
         </w:rPr>
-        <w:t>Project Design Phase-II</w:t>
+        <w:t>Project Design Stage II</w:t>
       </w:r>
     </w:p>
     <w:p>
@@ -143,7 +143,7 @@
           </w:tcPr>
           <w:p>
             <w:r>
-              <w:t>Maximum Marks</w:t>
+              <w:t>Maximum Score</w:t>
             </w:r>
           </w:p>
         </w:tc>
@@ -226,7 +226,7 @@
     </w:p>
     <w:p>
       <w:r>
-        <w:t>Following are the functional requirements of the proposed solution.</w:t>
+        <w:t>The following are the functional requirements of the proposed solution.</w:t>
       </w:r>
     </w:p>
     <w:p>
@@ -2106,7 +2106,7 @@
     </w:p>
     <w:p>
       <w:r>
-        <w:t>Following are the non-functional requirements of the proposed solution.</w:t>
+        <w:t>The following are the non-functional requirements of the proposed solution.</w:t>
       </w:r>
     </w:p>
     <w:tbl>
